--- a/files/hop-dong-mua-ban-quoc-te/hop-dong-mua-ban-hang-hoa-quoc-te-dung.docx
+++ b/files/hop-dong-mua-ban-quoc-te/hop-dong-mua-ban-hang-hoa-quoc-te-dung.docx
@@ -983,7 +983,7 @@
           <w:szCs w:val="26"/>
           <w:rtl w:val="0"/>
         </w:rPr>
-        <w:t xml:space="preserve">Tổng giá trị của hợp đồng được áp dụng cho các chủng loại và số lượng vật tư/ thiết bị và dịch vụ được liệt kê trong bản tổng kết Giá ở phụ lục 01 và danh mục vật tư ở Phụ lục</w:t>
+        <w:t xml:space="preserve">Tổng giá trị của hợp đồng được áp dụng cho các chủng loại và số lượng vật tư/ thiết bị và dịch vụ được liệt kê trong bản tổng kết Giá ở phụ lục 01 và danh mục vật tư ở Phụ lục 02</w:t>
       </w:r>
     </w:p>
     <w:p>
@@ -3576,7 +3576,7 @@
 
 <file path=customXML/item1.xml><?xml version="1.0" encoding="utf-8"?>
 <go:gDocsCustomXmlDataStorage xmlns:go="http://customooxmlschemas.google.com/" xmlns:r="http://schemas.openxmlformats.org/officeDocument/2006/relationships" uri="GoogleDocsCustomDataVersion2">
-  <go:docsCustomData xmlns:go="http://customooxmlschemas.google.com/" roundtripDataSignature="AMtx7mg0o3wh7WxeH7lD/n8tio0qh4qPYA==">CgMxLjAyDmguNnozaTJxNW9kOHN1OAByITFEVXl4aHZMVVZWR1NkUTVVcGp4X0ZETE43dUg2eEJpWA==</go:docsCustomData>
+  <go:docsCustomData xmlns:go="http://customooxmlschemas.google.com/" roundtripDataSignature="AMtx7mjMC5hm+q1HP0qnPsXctFMqK8tG0Q==">CgMxLjAyDmguNnozaTJxNW9kOHN1OAByITE4eFVUa0h5enNnZEd2d1BBMl80V1pmeHZmRU5yanFwMA==</go:docsCustomData>
 </go:gDocsCustomXmlDataStorage>
 </file>
 
